--- a/klagomål/A 28861-2026 FSC-klagomål.docx
+++ b/klagomål/A 28861-2026 FSC-klagomål.docx
@@ -652,7 +652,7 @@
     <w:r>
       <w:tab/>
       <w:tab/>
-      <w:t>2026-06-27</w:t>
+      <w:t>2026-06-28</w:t>
       <w:br/>
       <w:br/>
     </w:r>

--- a/klagomål/A 28861-2026 FSC-klagomål.docx
+++ b/klagomål/A 28861-2026 FSC-klagomål.docx
@@ -652,7 +652,7 @@
     <w:r>
       <w:tab/>
       <w:tab/>
-      <w:t>2026-06-28</w:t>
+      <w:t>2026-06-29</w:t>
       <w:br/>
       <w:br/>
     </w:r>

--- a/klagomål/A 28861-2026 FSC-klagomål.docx
+++ b/klagomål/A 28861-2026 FSC-klagomål.docx
@@ -652,7 +652,7 @@
     <w:r>
       <w:tab/>
       <w:tab/>
-      <w:t>2026-06-29</w:t>
+      <w:t>2026-06-30</w:t>
       <w:br/>
       <w:br/>
     </w:r>

--- a/klagomål/A 28861-2026 FSC-klagomål.docx
+++ b/klagomål/A 28861-2026 FSC-klagomål.docx
@@ -652,7 +652,7 @@
     <w:r>
       <w:tab/>
       <w:tab/>
-      <w:t>2026-06-30</w:t>
+      <w:t>2026-07-01</w:t>
       <w:br/>
       <w:br/>
     </w:r>

--- a/klagomål/A 28861-2026 FSC-klagomål.docx
+++ b/klagomål/A 28861-2026 FSC-klagomål.docx
@@ -652,7 +652,7 @@
     <w:r>
       <w:tab/>
       <w:tab/>
-      <w:t>2026-07-01</w:t>
+      <w:t>2026-07-02</w:t>
       <w:br/>
       <w:br/>
     </w:r>

--- a/klagomål/A 28861-2026 FSC-klagomål.docx
+++ b/klagomål/A 28861-2026 FSC-klagomål.docx
@@ -652,7 +652,7 @@
     <w:r>
       <w:tab/>
       <w:tab/>
-      <w:t>2026-07-13</w:t>
+      <w:t>2026-07-14</w:t>
       <w:br/>
       <w:br/>
     </w:r>

--- a/klagomål/A 28861-2026 FSC-klagomål.docx
+++ b/klagomål/A 28861-2026 FSC-klagomål.docx
@@ -652,7 +652,7 @@
     <w:r>
       <w:tab/>
       <w:tab/>
-      <w:t>2026-07-14</w:t>
+      <w:t>2026-07-15</w:t>
       <w:br/>
       <w:br/>
     </w:r>

--- a/klagomål/A 28861-2026 FSC-klagomål.docx
+++ b/klagomål/A 28861-2026 FSC-klagomål.docx
@@ -652,7 +652,7 @@
     <w:r>
       <w:tab/>
       <w:tab/>
-      <w:t>2026-07-15</w:t>
+      <w:t>2026-07-16</w:t>
       <w:br/>
       <w:br/>
     </w:r>

--- a/klagomål/A 28861-2026 FSC-klagomål.docx
+++ b/klagomål/A 28861-2026 FSC-klagomål.docx
@@ -652,7 +652,7 @@
     <w:r>
       <w:tab/>
       <w:tab/>
-      <w:t>2026-07-16</w:t>
+      <w:t>2026-07-17</w:t>
       <w:br/>
       <w:br/>
     </w:r>

--- a/klagomål/A 28861-2026 FSC-klagomål.docx
+++ b/klagomål/A 28861-2026 FSC-klagomål.docx
@@ -652,7 +652,7 @@
     <w:r>
       <w:tab/>
       <w:tab/>
-      <w:t>2026-07-17</w:t>
+      <w:t>2026-07-18</w:t>
       <w:br/>
       <w:br/>
     </w:r>

--- a/klagomål/A 28861-2026 FSC-klagomål.docx
+++ b/klagomål/A 28861-2026 FSC-klagomål.docx
@@ -652,7 +652,7 @@
     <w:r>
       <w:tab/>
       <w:tab/>
-      <w:t>2026-07-18</w:t>
+      <w:t>2026-07-19</w:t>
       <w:br/>
       <w:br/>
     </w:r>

--- a/klagomål/A 28861-2026 FSC-klagomål.docx
+++ b/klagomål/A 28861-2026 FSC-klagomål.docx
@@ -652,7 +652,7 @@
     <w:r>
       <w:tab/>
       <w:tab/>
-      <w:t>2026-07-19</w:t>
+      <w:t>2026-07-20</w:t>
       <w:br/>
       <w:br/>
     </w:r>

--- a/klagomål/A 28861-2026 FSC-klagomål.docx
+++ b/klagomål/A 28861-2026 FSC-klagomål.docx
@@ -652,7 +652,7 @@
     <w:r>
       <w:tab/>
       <w:tab/>
-      <w:t>2026-07-20</w:t>
+      <w:t>2026-07-21</w:t>
       <w:br/>
       <w:br/>
     </w:r>

--- a/klagomål/A 28861-2026 FSC-klagomål.docx
+++ b/klagomål/A 28861-2026 FSC-klagomål.docx
@@ -652,7 +652,7 @@
     <w:r>
       <w:tab/>
       <w:tab/>
-      <w:t>2026-07-21</w:t>
+      <w:t>2026-07-22</w:t>
       <w:br/>
       <w:br/>
     </w:r>

--- a/klagomål/A 28861-2026 FSC-klagomål.docx
+++ b/klagomål/A 28861-2026 FSC-klagomål.docx
@@ -652,7 +652,7 @@
     <w:r>
       <w:tab/>
       <w:tab/>
-      <w:t>2026-07-22</w:t>
+      <w:t>2026-07-23</w:t>
       <w:br/>
       <w:br/>
     </w:r>

--- a/klagomål/A 28861-2026 FSC-klagomål.docx
+++ b/klagomål/A 28861-2026 FSC-klagomål.docx
@@ -652,7 +652,7 @@
     <w:r>
       <w:tab/>
       <w:tab/>
-      <w:t>2026-07-23</w:t>
+      <w:t>2026-07-24</w:t>
       <w:br/>
       <w:br/>
     </w:r>

--- a/klagomål/A 28861-2026 FSC-klagomål.docx
+++ b/klagomål/A 28861-2026 FSC-klagomål.docx
@@ -652,7 +652,7 @@
     <w:r>
       <w:tab/>
       <w:tab/>
-      <w:t>2026-07-24</w:t>
+      <w:t>2026-07-25</w:t>
       <w:br/>
       <w:br/>
     </w:r>

--- a/klagomål/A 28861-2026 FSC-klagomål.docx
+++ b/klagomål/A 28861-2026 FSC-klagomål.docx
@@ -652,7 +652,7 @@
     <w:r>
       <w:tab/>
       <w:tab/>
-      <w:t>2026-07-25</w:t>
+      <w:t>2026-07-26</w:t>
       <w:br/>
       <w:br/>
     </w:r>

--- a/klagomål/A 28861-2026 FSC-klagomål.docx
+++ b/klagomål/A 28861-2026 FSC-klagomål.docx
@@ -652,7 +652,7 @@
     <w:r>
       <w:tab/>
       <w:tab/>
-      <w:t>2026-07-26</w:t>
+      <w:t>2026-07-27</w:t>
       <w:br/>
       <w:br/>
     </w:r>

--- a/klagomål/A 28861-2026 FSC-klagomål.docx
+++ b/klagomål/A 28861-2026 FSC-klagomål.docx
@@ -652,7 +652,7 @@
     <w:r>
       <w:tab/>
       <w:tab/>
-      <w:t>2026-07-27</w:t>
+      <w:t>2026-07-28</w:t>
       <w:br/>
       <w:br/>
     </w:r>

--- a/klagomål/A 28861-2026 FSC-klagomål.docx
+++ b/klagomål/A 28861-2026 FSC-klagomål.docx
@@ -652,7 +652,7 @@
     <w:r>
       <w:tab/>
       <w:tab/>
-      <w:t>2026-07-28</w:t>
+      <w:t>2026-07-29</w:t>
       <w:br/>
       <w:br/>
     </w:r>

--- a/klagomål/A 28861-2026 FSC-klagomål.docx
+++ b/klagomål/A 28861-2026 FSC-klagomål.docx
@@ -178,7 +178,7 @@
       <w:r>
         <w:drawing>
           <wp:inline xmlns:a="http://schemas.openxmlformats.org/drawingml/2006/main" xmlns:pic="http://schemas.openxmlformats.org/drawingml/2006/picture">
-            <wp:extent cx="4952931" cy="5724000"/>
+            <wp:extent cx="4960800" cy="5724000"/>
             <wp:docPr id="1" name="Picture 1"/>
             <wp:cNvGraphicFramePr>
               <a:graphicFrameLocks noChangeAspect="1"/>
@@ -199,7 +199,7 @@
                   <pic:spPr>
                     <a:xfrm>
                       <a:off x="0" y="0"/>
-                      <a:ext cx="4952931" cy="5724000"/>
+                      <a:ext cx="4960800" cy="5724000"/>
                     </a:xfrm>
                     <a:prstGeom prst="rect"/>
                   </pic:spPr>
@@ -216,12 +216,12 @@
         <w:spacing w:after="240"/>
       </w:pPr>
       <w:r>
-        <w:t>Figur 1. Fyndplatser för naturvårdsarter inom 17 meter från avverkningsanmälan. Markörer utan svart kant är placerade på fyndplatsen. Markörer med svart kant är placerade vid sidan av fyndplatsen har ett svart streck som visar fyndplatsens exakta position. Kartans mittpunktskoordinat är N 6562317, E 692262 i SWEREF 99 TM.</w:t>
+        <w:t>Figur 1. Fyndplatser för naturvårdsarter i och inom 17 meter från avverkningsanmälan. Markörer utan svart kant är placerade på fyndplatsen. Markörer med svart kant är placerade vid sidan av fyndplatsen har ett svart streck som visar fyndplatsens exakta position. Kartans mittpunktskoordinat är N 6562317, E 692262 i SWEREF 99 TM.</w:t>
       </w:r>
     </w:p>
     <w:p>
       <w:r>
-        <w:t>Inom 17 meter från avverkningsanmälan finns fynd av 1 naturvårdsarter, varav 1 är rödlistad: skogshare (NT). Se Figur 1.</w:t>
+        <w:t>I och inom 17 meter från avverkningsanmälan finns fynd av 2 naturvårdsarter, varav 1 är rödlistad, 1 är typisk (T) och 1 är signalart (S): skogshare (NT) och grovticka (S, T). Se Figur 1.</w:t>
       </w:r>
     </w:p>
     <w:p>
@@ -245,6 +245,26 @@
     <w:p>
       <w:r>
         <w:t>Nedan följer beskrivningar av de naturvårdsarter och fridlysta arter som har sina livsmiljöer och växtplatser i den avverkningsanmälda skogen. De påträffade naturvårdsarterna är ett tydligt kvitto på att det rör sig om en skog med höga naturvärden.</w:t>
+      </w:r>
+    </w:p>
+    <w:p>
+      <w:r>
+        <w:rPr>
+          <w:b/>
+        </w:rPr>
+        <w:t>Grovticka</w:t>
+      </w:r>
+      <w:r>
+        <w:t xml:space="preserve"> är i skogslandskapet främst knuten till naturskogsartad äldre barrskog. Den är där en värdefull ”gammelskogsindikator” och påträffas mest vid tallar som är över 200 år gamla.  Grovticka är typisk art för </w:t>
+      </w:r>
+      <w:r>
+        <w:rPr>
+          <w:i/>
+        </w:rPr>
+        <w:t xml:space="preserve">9060 Åsbarrskog </w:t>
+      </w:r>
+      <w:r>
+        <w:t>(Nitare &amp; Skogsstyrelsen, 2019; SLU Artdatabanken, 2025).</w:t>
       </w:r>
     </w:p>
     <w:p>
@@ -337,7 +357,7 @@
         <w:rPr>
           <w:i/>
         </w:rPr>
-        <w:t>I det avverkningsanmälda skogsområdet har 1 naturvårdsarter varav 1 rödlistade arter sina livsmiljöer och växtplatser.</w:t>
+        <w:t>I det avverkningsanmälda skogsområdet har 2 naturvårdsarter varav 1 rödlistade arter sina livsmiljöer och växtplatser.</w:t>
       </w:r>
     </w:p>
     <w:p>
@@ -652,7 +672,7 @@
     <w:r>
       <w:tab/>
       <w:tab/>
-      <w:t>2026-07-29</w:t>
+      <w:t>2026-07-30</w:t>
       <w:br/>
       <w:br/>
     </w:r>

--- a/klagomål/A 28861-2026 FSC-klagomål.docx
+++ b/klagomål/A 28861-2026 FSC-klagomål.docx
@@ -672,7 +672,7 @@
     <w:r>
       <w:tab/>
       <w:tab/>
-      <w:t>2026-07-30</w:t>
+      <w:t>2026-07-31</w:t>
       <w:br/>
       <w:br/>
     </w:r>

--- a/klagomål/A 28861-2026 FSC-klagomål.docx
+++ b/klagomål/A 28861-2026 FSC-klagomål.docx
@@ -672,7 +672,7 @@
     <w:r>
       <w:tab/>
       <w:tab/>
-      <w:t>2026-07-31</w:t>
+      <w:t>2026-08-01</w:t>
       <w:br/>
       <w:br/>
     </w:r>

--- a/klagomål/A 28861-2026 FSC-klagomål.docx
+++ b/klagomål/A 28861-2026 FSC-klagomål.docx
@@ -672,7 +672,7 @@
     <w:r>
       <w:tab/>
       <w:tab/>
-      <w:t>2026-08-01</w:t>
+      <w:t>2026-08-02</w:t>
       <w:br/>
       <w:br/>
     </w:r>

--- a/klagomål/A 28861-2026 FSC-klagomål.docx
+++ b/klagomål/A 28861-2026 FSC-klagomål.docx
@@ -672,7 +672,7 @@
     <w:r>
       <w:tab/>
       <w:tab/>
-      <w:t>2026-08-02</w:t>
+      <w:t>2026-08-03</w:t>
       <w:br/>
       <w:br/>
     </w:r>

--- a/klagomål/A 28861-2026 FSC-klagomål.docx
+++ b/klagomål/A 28861-2026 FSC-klagomål.docx
@@ -672,7 +672,7 @@
     <w:r>
       <w:tab/>
       <w:tab/>
-      <w:t>2026-08-03</w:t>
+      <w:t>2026-08-05</w:t>
       <w:br/>
       <w:br/>
     </w:r>

--- a/klagomål/A 28861-2026 FSC-klagomål.docx
+++ b/klagomål/A 28861-2026 FSC-klagomål.docx
@@ -672,7 +672,7 @@
     <w:r>
       <w:tab/>
       <w:tab/>
-      <w:t>2026-08-05</w:t>
+      <w:t>2026-08-07</w:t>
       <w:br/>
       <w:br/>
     </w:r>

--- a/klagomål/A 28861-2026 FSC-klagomål.docx
+++ b/klagomål/A 28861-2026 FSC-klagomål.docx
@@ -672,7 +672,7 @@
     <w:r>
       <w:tab/>
       <w:tab/>
-      <w:t>2026-08-07</w:t>
+      <w:t>2026-08-08</w:t>
       <w:br/>
       <w:br/>
     </w:r>

--- a/klagomål/A 28861-2026 FSC-klagomål.docx
+++ b/klagomål/A 28861-2026 FSC-klagomål.docx
@@ -163,7 +163,7 @@
         <w:pStyle w:val="Title"/>
       </w:pPr>
       <w:r>
-        <w:t>Inledande FSC- /PEFC-klagomål – information om höga naturvärden i avverkningsanmälan A 28861-2026 i Haninge kommun</w:t>
+        <w:t>Inledande FSC- /PEFC-klagomål – information om höga naturvärden och fridlysta arter i avverkningsanmälan A 28861-2026 i Haninge kommun</w:t>
       </w:r>
     </w:p>
     <w:p>
@@ -178,7 +178,7 @@
       <w:r>
         <w:drawing>
           <wp:inline xmlns:a="http://schemas.openxmlformats.org/drawingml/2006/main" xmlns:pic="http://schemas.openxmlformats.org/drawingml/2006/picture">
-            <wp:extent cx="4952931" cy="5724000"/>
+            <wp:extent cx="5043414" cy="5724000"/>
             <wp:docPr id="1" name="Picture 1"/>
             <wp:cNvGraphicFramePr>
               <a:graphicFrameLocks noChangeAspect="1"/>
@@ -199,7 +199,7 @@
                   <pic:spPr>
                     <a:xfrm>
                       <a:off x="0" y="0"/>
-                      <a:ext cx="4952931" cy="5724000"/>
+                      <a:ext cx="5043414" cy="5724000"/>
                     </a:xfrm>
                     <a:prstGeom prst="rect"/>
                   </pic:spPr>
@@ -216,12 +216,12 @@
         <w:spacing w:after="240"/>
       </w:pPr>
       <w:r>
-        <w:t>Figur 1. Fyndplatser för naturvårdsarter inom 17 meter från avverkningsanmälan. Markörer utan svart kant är placerade på fyndplatsen. Markörer med svart kant är placerade vid sidan av fyndplatsen har ett svart streck som visar fyndplatsens exakta position. Kartans mittpunktskoordinat är N 6562317, E 692262 i SWEREF 99 TM.</w:t>
+        <w:t>Figur 1. Fyndplatser för naturvårdsarter i och inom 17 meter från avverkningsanmälan. Markörer utan svart kant är placerade på fyndplatsen. Markörer med svart kant är placerade vid sidan av fyndplatsen och har ett svart streck som visar fyndplatsens exakta position. Kartans mittpunktskoordinat är N 6562317, E 692262 i SWEREF 99 TM.</w:t>
       </w:r>
     </w:p>
     <w:p>
       <w:r>
-        <w:t>Inom 17 meter från avverkningsanmälan finns fynd av 1 naturvårdsarter, varav 1 är rödlistad: skogshare (NT). Se Figur 1.</w:t>
+        <w:t>I och inom 17 meter från avverkningsanmälan finns fynd av 3 naturvårdsarter, varav 1 är rödlistad, 1 är fridlyst, 2 är typiska (T) och 1 är signalart (S): skogshare (NT), grovticka (S, T) och nattskärra (T, §4). Se Figur 1.</w:t>
       </w:r>
     </w:p>
     <w:p>
@@ -245,6 +245,46 @@
     <w:p>
       <w:r>
         <w:t>Nedan följer beskrivningar av de naturvårdsarter och fridlysta arter som har sina livsmiljöer och växtplatser i den avverkningsanmälda skogen. De påträffade naturvårdsarterna är ett tydligt kvitto på att det rör sig om en skog med höga naturvärden.</w:t>
+      </w:r>
+    </w:p>
+    <w:p>
+      <w:r>
+        <w:rPr>
+          <w:b/>
+        </w:rPr>
+        <w:t>Grovticka</w:t>
+      </w:r>
+      <w:r>
+        <w:t xml:space="preserve"> är i skogslandskapet främst knuten till naturskogsartad äldre barrskog. Den är där en värdefull ”gammelskogsindikator” och påträffas mest vid tallar som är över 200 år gamla.  Grovticka är typisk art för </w:t>
+      </w:r>
+      <w:r>
+        <w:rPr>
+          <w:i/>
+        </w:rPr>
+        <w:t xml:space="preserve">9060 Åsbarrskog </w:t>
+      </w:r>
+      <w:r>
+        <w:t>(Nitare &amp; Skogsstyrelsen, 2019; SLU Artdatabanken, 2025).</w:t>
+      </w:r>
+    </w:p>
+    <w:p>
+      <w:r>
+        <w:rPr>
+          <w:b/>
+        </w:rPr>
+        <w:t>Nattskärra (§4)</w:t>
+      </w:r>
+      <w:r>
+        <w:t xml:space="preserve"> hör i ett historiskt perspektiv hemma i utmarkernas glesa, betade skogar, på ljunghedar och brandfält, tallmoar och i anslutning till torra naturbetesmarker i gränsen mot skogen. Numera påträffas arten i första hand i glesa tallskogar på hällmarker, sandfält och kring högmossar. Uppträder ofta i anslutning till hyggen. Hemområdet för häckande nattskärror är enligt brittiska studier 50–200 hektar, men det förekommer att nattskärror flyger över 5 kilometer för att födosöka i särskilt insektsrika miljöer. Nattskärra är fridlyst enligt 4§ artskyddsförordningen, omfattas av bilaga 1 EU:s fågeldirektiv och är typisk art för </w:t>
+      </w:r>
+      <w:r>
+        <w:rPr>
+          <w:i/>
+        </w:rPr>
+        <w:t>9010 Taiga</w:t>
+      </w:r>
+      <w:r>
+        <w:t xml:space="preserve"> (Skogsstyrelsen, 2016; SLU Artdatabanken, 2025).</w:t>
       </w:r>
     </w:p>
     <w:p>
@@ -299,6 +339,22 @@
       <w:r>
         <w:t>I den avverkningsanmälda skogen har fridlysta arter sina livsmiljöer och växtplatser. Att skada de fridlysta arternas livsmiljöer, växtplatser eller ekologiska funktion är inte tillåtet enligt artskyddsförordningen.</w:t>
       </w:r>
+      <w:r>
+        <w:rPr>
+          <w:i/>
+        </w:rPr>
+        <w:t xml:space="preserve"> EU:s medlemsländer och skogsbolag är skyldiga att agera i enlighet med EU:s fågeldirektiv där det uttryckligen står att direktivet gäller för fåglar samt för deras ägg, bon och </w:t>
+      </w:r>
+      <w:r>
+        <w:rPr>
+          <w:b/>
+          <w:i/>
+        </w:rPr>
+        <w:t xml:space="preserve">livsmiljöer </w:t>
+      </w:r>
+      <w:r>
+        <w:t>(artikel 1). Vidare att de åtgärder som vidtas inte får leda till en försämring av den nuvarande situationen beträffande bevarandet av de fågelarter som avses i artikel 1 (artikel 13).</w:t>
+      </w:r>
     </w:p>
     <w:p>
       <w:r>
@@ -337,7 +393,7 @@
         <w:rPr>
           <w:i/>
         </w:rPr>
-        <w:t>I det avverkningsanmälda skogsområdet har 1 naturvårdsarter varav 1 rödlistade arter sina livsmiljöer och växtplatser.</w:t>
+        <w:t>I det avverkningsanmälda skogsområdet har 3 naturvårdsarter varav 1 rödlistade arter sina livsmiljöer och växtplatser.</w:t>
       </w:r>
     </w:p>
     <w:p>
@@ -652,7 +708,7 @@
     <w:r>
       <w:tab/>
       <w:tab/>
-      <w:t>2026-08-14</w:t>
+      <w:t>2026-08-15</w:t>
       <w:br/>
       <w:br/>
     </w:r>

--- a/klagomål/A 28861-2026 FSC-klagomål.docx
+++ b/klagomål/A 28861-2026 FSC-klagomål.docx
@@ -708,7 +708,7 @@
     <w:r>
       <w:tab/>
       <w:tab/>
-      <w:t>2026-08-15</w:t>
+      <w:t>2026-08-16</w:t>
       <w:br/>
       <w:br/>
     </w:r>

--- a/klagomål/A 28861-2026 FSC-klagomål.docx
+++ b/klagomål/A 28861-2026 FSC-klagomål.docx
@@ -708,7 +708,7 @@
     <w:r>
       <w:tab/>
       <w:tab/>
-      <w:t>2026-08-16</w:t>
+      <w:t>2026-08-17</w:t>
       <w:br/>
       <w:br/>
     </w:r>

--- a/klagomål/A 28861-2026 FSC-klagomål.docx
+++ b/klagomål/A 28861-2026 FSC-klagomål.docx
@@ -708,7 +708,7 @@
     <w:r>
       <w:tab/>
       <w:tab/>
-      <w:t>2026-08-17</w:t>
+      <w:t>2026-08-18</w:t>
       <w:br/>
       <w:br/>
     </w:r>

--- a/klagomål/A 28861-2026 FSC-klagomål.docx
+++ b/klagomål/A 28861-2026 FSC-klagomål.docx
@@ -708,7 +708,7 @@
     <w:r>
       <w:tab/>
       <w:tab/>
-      <w:t>2026-08-18</w:t>
+      <w:t>2026-08-19</w:t>
       <w:br/>
       <w:br/>
     </w:r>

--- a/klagomål/A 28861-2026 FSC-klagomål.docx
+++ b/klagomål/A 28861-2026 FSC-klagomål.docx
@@ -708,7 +708,7 @@
     <w:r>
       <w:tab/>
       <w:tab/>
-      <w:t>2026-08-19</w:t>
+      <w:t>2026-08-20</w:t>
       <w:br/>
       <w:br/>
     </w:r>

--- a/klagomål/A 28861-2026 FSC-klagomål.docx
+++ b/klagomål/A 28861-2026 FSC-klagomål.docx
@@ -708,7 +708,7 @@
     <w:r>
       <w:tab/>
       <w:tab/>
-      <w:t>2026-08-20</w:t>
+      <w:t>2026-08-21</w:t>
       <w:br/>
       <w:br/>
     </w:r>

--- a/klagomål/A 28861-2026 FSC-klagomål.docx
+++ b/klagomål/A 28861-2026 FSC-klagomål.docx
@@ -708,7 +708,7 @@
     <w:r>
       <w:tab/>
       <w:tab/>
-      <w:t>2026-08-21</w:t>
+      <w:t>2026-08-22</w:t>
       <w:br/>
       <w:br/>
     </w:r>

--- a/klagomål/A 28861-2026 FSC-klagomål.docx
+++ b/klagomål/A 28861-2026 FSC-klagomål.docx
@@ -708,7 +708,7 @@
     <w:r>
       <w:tab/>
       <w:tab/>
-      <w:t>2026-08-22</w:t>
+      <w:t>2026-08-23</w:t>
       <w:br/>
       <w:br/>
     </w:r>

--- a/klagomål/A 28861-2026 FSC-klagomål.docx
+++ b/klagomål/A 28861-2026 FSC-klagomål.docx
@@ -708,7 +708,7 @@
     <w:r>
       <w:tab/>
       <w:tab/>
-      <w:t>2026-08-23</w:t>
+      <w:t>2026-08-24</w:t>
       <w:br/>
       <w:br/>
     </w:r>

--- a/klagomål/A 28861-2026 FSC-klagomål.docx
+++ b/klagomål/A 28861-2026 FSC-klagomål.docx
@@ -708,7 +708,7 @@
     <w:r>
       <w:tab/>
       <w:tab/>
-      <w:t>2026-08-24</w:t>
+      <w:t>2026-08-25</w:t>
       <w:br/>
       <w:br/>
     </w:r>

--- a/klagomål/A 28861-2026 FSC-klagomål.docx
+++ b/klagomål/A 28861-2026 FSC-klagomål.docx
@@ -708,7 +708,7 @@
     <w:r>
       <w:tab/>
       <w:tab/>
-      <w:t>2026-08-25</w:t>
+      <w:t>2026-08-26</w:t>
       <w:br/>
       <w:br/>
     </w:r>

--- a/klagomål/A 28861-2026 FSC-klagomål.docx
+++ b/klagomål/A 28861-2026 FSC-klagomål.docx
@@ -708,7 +708,7 @@
     <w:r>
       <w:tab/>
       <w:tab/>
-      <w:t>2026-08-26</w:t>
+      <w:t>2026-08-27</w:t>
       <w:br/>
       <w:br/>
     </w:r>

--- a/klagomål/A 28861-2026 FSC-klagomål.docx
+++ b/klagomål/A 28861-2026 FSC-klagomål.docx
@@ -708,7 +708,7 @@
     <w:r>
       <w:tab/>
       <w:tab/>
-      <w:t>2026-08-27</w:t>
+      <w:t>2026-08-28</w:t>
       <w:br/>
       <w:br/>
     </w:r>

--- a/klagomål/A 28861-2026 FSC-klagomål.docx
+++ b/klagomål/A 28861-2026 FSC-klagomål.docx
@@ -708,7 +708,7 @@
     <w:r>
       <w:tab/>
       <w:tab/>
-      <w:t>2026-08-28</w:t>
+      <w:t>2026-08-29</w:t>
       <w:br/>
       <w:br/>
     </w:r>

--- a/klagomål/A 28861-2026 FSC-klagomål.docx
+++ b/klagomål/A 28861-2026 FSC-klagomål.docx
@@ -708,7 +708,7 @@
     <w:r>
       <w:tab/>
       <w:tab/>
-      <w:t>2026-08-29</w:t>
+      <w:t>2026-08-31</w:t>
       <w:br/>
       <w:br/>
     </w:r>

--- a/klagomål/A 28861-2026 FSC-klagomål.docx
+++ b/klagomål/A 28861-2026 FSC-klagomål.docx
@@ -708,7 +708,7 @@
     <w:r>
       <w:tab/>
       <w:tab/>
-      <w:t>2026-08-31</w:t>
+      <w:t>2026-09-01</w:t>
       <w:br/>
       <w:br/>
     </w:r>

--- a/klagomål/A 28861-2026 FSC-klagomål.docx
+++ b/klagomål/A 28861-2026 FSC-klagomål.docx
@@ -708,7 +708,7 @@
     <w:r>
       <w:tab/>
       <w:tab/>
-      <w:t>2026-09-01</w:t>
+      <w:t>2026-09-02</w:t>
       <w:br/>
       <w:br/>
     </w:r>

--- a/klagomål/A 28861-2026 FSC-klagomål.docx
+++ b/klagomål/A 28861-2026 FSC-klagomål.docx
@@ -708,7 +708,7 @@
     <w:r>
       <w:tab/>
       <w:tab/>
-      <w:t>2026-09-02</w:t>
+      <w:t>2026-09-03</w:t>
       <w:br/>
       <w:br/>
     </w:r>

--- a/klagomål/A 28861-2026 FSC-klagomål.docx
+++ b/klagomål/A 28861-2026 FSC-klagomål.docx
@@ -708,7 +708,7 @@
     <w:r>
       <w:tab/>
       <w:tab/>
-      <w:t>2026-09-03</w:t>
+      <w:t>2026-09-04</w:t>
       <w:br/>
       <w:br/>
     </w:r>

--- a/klagomål/A 28861-2026 FSC-klagomål.docx
+++ b/klagomål/A 28861-2026 FSC-klagomål.docx
@@ -708,7 +708,7 @@
     <w:r>
       <w:tab/>
       <w:tab/>
-      <w:t>2026-09-04</w:t>
+      <w:t>2026-09-05</w:t>
       <w:br/>
       <w:br/>
     </w:r>
